--- a/ibm6450/files/MiniD1-D3.docx
+++ b/ibm6450/files/MiniD1-D3.docx
@@ -7,7 +7,7 @@
         <w:pStyle w:val="Heading1"/>
       </w:pPr>
       <w:r>
-        <w:t>Mini D1–D3 — Paper-before-AI, rung-3 probe, Commitment Card</w:t>
+        <w:t>Mini D1–D3 — Paper-before-AI, Question-3 probe, Commitment Card</w:t>
       </w:r>
     </w:p>
     <w:tbl>
@@ -217,7 +217,7 @@
     </w:p>
     <w:p>
       <w:r>
-        <w:t>Before any AI touches the Li et al. (2024) paper, you write down what you already believe about your team's angle, then let a chat model correct you at rung 3 of the six-prompt ladder. The correction it makes is the misunderstanding your Sep 25 audience will share, so it becomes the heart of your Teach beat. Your team then commits, out loud, to one angle, one validity check from the paper, and a duty split; nothing you build later can drift from that card without a conversation with me.</w:t>
+        <w:t>Before any AI touches the Li et al. (2024) paper, you write down what you already believe about your team's angle, then let a chat model correct you at Question 3 of the six-question ladder. The correction it makes is the misunderstanding your Sep 25 audience will share, so it becomes the heart of your Teach beat. Your team then commits, out loud, to one angle, one validity check from the paper, and a duty split; nothing you build later can drift from that card without a conversation with me.</w:t>
       </w:r>
     </w:p>
     <w:p>
@@ -250,7 +250,7 @@
         <w:rPr>
           <w:b/>
         </w:rPr>
-        <w:t>Climb rungs 1–2</w:t>
+        <w:t>Ask Questions 1–2</w:t>
       </w:r>
       <w:r>
         <w:t xml:space="preserve"> in ChatGPT Edu or Claude: "help me understand how ___ works in simple English," then "what is the intuition behind ___? Use an everyday analogy." Fill the blank with your angle.</w:t>
@@ -264,7 +264,7 @@
         <w:rPr>
           <w:b/>
         </w:rPr>
-        <w:t>Rung 3, the graded rung (D2).</w:t>
+        <w:t>Question 3, the graded question (D2).</w:t>
       </w:r>
       <w:r>
         <w:t xml:space="preserve"> Close the chat. Write your understanding in your own words. Open a fresh chat and paste it: "Here is my understanding: ___. What did I get wrong or miss?" Screenshot the exchange, then write one sentence naming what the AI corrected. Add that correction to your paper sheet by hand.</w:t>
@@ -359,7 +359,7 @@
         <w:t xml:space="preserve">☐  </w:t>
       </w:r>
       <w:r>
-        <w:t>D2 rung-3 screenshot showing your own restatement and the AI's correction</w:t>
+        <w:t>D2 Question-3 screenshot showing your own restatement and the AI's correction</w:t>
       </w:r>
     </w:p>
     <w:p>
@@ -401,7 +401,7 @@
         <w:t xml:space="preserve">☐  </w:t>
       </w:r>
       <w:r>
-        <w:t>AI disclosure: tools, the rung 1–3 prompts, transcript link</w:t>
+        <w:t>AI disclosure: tools, the Question 1–3 prompts, transcript link</w:t>
       </w:r>
     </w:p>
     <w:p>
@@ -536,7 +536,7 @@
               <w:rPr>
                 <w:sz w:val="19"/>
               </w:rPr>
-              <w:t>Three specific beliefs and two real questions about your angle, visibly handwritten before the chat; the rung-3 correction added afterward in a different pass</w:t>
+              <w:t>Three specific beliefs and two real questions about your angle, visibly handwritten before the chat; the Question-3 correction added afterward in a different pass</w:t>
             </w:r>
           </w:p>
         </w:tc>
@@ -556,7 +556,7 @@
               <w:rPr>
                 <w:sz w:val="19"/>
               </w:rPr>
-              <w:t>Rung-3 restatement (→ Explain)</w:t>
+              <w:t>Question-3 restatement (→ Explain)</w:t>
             </w:r>
           </w:p>
         </w:tc>
@@ -1066,7 +1066,7 @@
               <w:rPr>
                 <w:sz w:val="19"/>
               </w:rPr>
-              <w:t>Date of rung-3 chat</w:t>
+              <w:t>Date of Question-3 chat</w:t>
             </w:r>
           </w:p>
         </w:tc>
@@ -1098,7 +1098,7 @@
               <w:rPr>
                 <w:sz w:val="19"/>
               </w:rPr>
-              <w:t>Transcript link (rungs 1–3)</w:t>
+              <w:t>Transcript link (Questions 1–3)</w:t>
             </w:r>
           </w:p>
         </w:tc>
@@ -1125,7 +1125,7 @@
         <w:t>D1 — Paper-before-AI photo.</w:t>
       </w:r>
       <w:r>
-        <w:t xml:space="preserve"> Paste the photo of your handwritten sheet here. It must show three beliefs, two questions, and (added after rung 3, in a different pen or pass) what the AI corrected.</w:t>
+        <w:t xml:space="preserve"> Paste the photo of your handwritten sheet here. It must show three beliefs, two questions, and (added after Question 3, in a different pen or pass) what the AI corrected.</w:t>
       </w:r>
     </w:p>
     <w:tbl>
@@ -1186,7 +1186,7 @@
         <w:rPr>
           <w:b/>
         </w:rPr>
-        <w:t>D2 — Rung-3 screenshot.</w:t>
+        <w:t>D2 — Question-3 screenshot.</w:t>
       </w:r>
       <w:r>
         <w:t xml:space="preserve"> Paste the screenshot showing your restatement and the AI's reply.</w:t>
@@ -1515,7 +1515,7 @@
         <w:rPr>
           <w:b/>
         </w:rPr>
-        <w:t>A rung-3 exchange that earns the row (Team 3 example, paraphrased).</w:t>
+        <w:t>A Question-3 exchange that earns the row (Team 3 example, paraphrased).</w:t>
       </w:r>
       <w:r>
         <w:t xml:space="preserve"> Student restatement: "Team 3 checks whether the AI's numbers match the class's numbers; if the averages are close, the AI is valid." AI correction: the paper compares </w:t>
@@ -1535,7 +1535,7 @@
         <w:rPr>
           <w:b/>
         </w:rPr>
-        <w:t>A rung-3 exchange that scores at floor.</w:t>
+        <w:t>A Question-3 exchange that scores at floor.</w:t>
       </w:r>
       <w:r>
         <w:t xml:space="preserve"> Restatement: "AI can simulate consumers and help build perceptual maps." Nothing specific enough to be wrong, so nothing to correct.</w:t>

--- a/ibm6450/files/MiniD1-D3.docx
+++ b/ibm6450/files/MiniD1-D3.docx
@@ -95,7 +95,7 @@
               <w:rPr>
                 <w:sz w:val="19"/>
               </w:rPr>
-              <w:t>Friday Sep 4 — D1 photo + D2 screenshot uploaded before class; D3 card read aloud in class (90 seconds)</w:t>
+              <w:t>Friday Sep 4 — D1 photo + D2 screenshot uploaded before class · Friday Sep 11 — D3 Commitment Card read aloud at the end of the lab (90 seconds)</w:t>
             </w:r>
           </w:p>
         </w:tc>
@@ -217,7 +217,7 @@
     </w:p>
     <w:p>
       <w:r>
-        <w:t>Before any AI touches the Li et al. (2024) paper, you write down what you already believe about your team's angle, then let a chat model correct you at Question 3 of the six-question ladder. The correction it makes is the misunderstanding your Sep 25 audience will share, so it becomes the heart of your Teach beat. Your team then commits, out loud, to one angle, one validity check from the paper, and a duty split; nothing you build later can drift from that card without a conversation with me.</w:t>
+        <w:t>Before any AI touches the Li et al. (2024) paper, you write down what you already believe about your team's angle, then let a chat model correct you at Question 3 of the six-question ladder. The correction it makes is the misunderstanding your Sep 25 audience will share, so it becomes the heart of your Teach beat. In the Sep 11 lab every team runs all three stages of the paper on the coffee card; at the end of the lab your team commits, out loud, to its own study — the category, the client, the six brands and five attributes, where your real respondents will come from, the direction you will take, and a duty split. Nothing you build later can drift from that card without a conversation with me.</w:t>
       </w:r>
     </w:p>
     <w:p>
@@ -239,7 +239,7 @@
         <w:t>Paper first (D1).</w:t>
       </w:r>
       <w:r>
-        <w:t xml:space="preserve"> On paper, before your first AI conversation about this project, write three beliefs and two questions about your angle (Ask it / Map it / Check it). Photograph the sheet. Keep it; you add to it in step 3.</w:t>
+        <w:t xml:space="preserve"> On paper, before your first AI conversation about this project, write three beliefs and two questions about your kickoff angle (Ask it / Map it / Check it) — the stage you start from; in the lab you run all three. Photograph the sheet. Keep it; you add to it in step 3.</w:t>
       </w:r>
     </w:p>
     <w:p>
@@ -295,7 +295,7 @@
         <w:t>Read the paper's Studies 1 and 2</w:t>
       </w:r>
       <w:r>
-        <w:t xml:space="preserve"> (PDF on Canvas) and, as a team, decide which validity check you replicate at workshop scale (brief §4) and what the paper's own number was.</w:t>
+        <w:t xml:space="preserve"> (PDF on Canvas). Before Sep 11: build your map artifact on the pre-run table (companion page, Stage 2 step 1) and bring two candidate categories for your own study — ones your friends and family can rate by brand.</w:t>
       </w:r>
     </w:p>
     <w:p>
@@ -306,10 +306,10 @@
         <w:rPr>
           <w:b/>
         </w:rPr>
-        <w:t>Fill the Commitment Card (D3):</w:t>
+        <w:t>Fill the Commitment Card (D3) at the end of the Sep 11 lab:</w:t>
       </w:r>
       <w:r>
-        <w:t xml:space="preserve"> angle · the paper's check you replicate, with its number · trap-brand name (Team 1 only; keep it secret from the other teams) · duty split across the four beats. Rehearse it once; 90 seconds is short.</w:t>
+        <w:t xml:space="preserve"> category and client · six brands and five level attributes, spelled exactly as you will use them everywhere · respondent source and target n (friends, family, coworkers, other-course classmates; 15 or more, 10 minimum) · direction (A, B, C, a mix, or your own) · the live moment you will stage · duty split across the four beats. Rehearse it once; 90 seconds is short.</w:t>
       </w:r>
     </w:p>
     <w:p>
@@ -323,7 +323,7 @@
         <w:t>Export to PDF</w:t>
       </w:r>
       <w:r>
-        <w:t xml:space="preserve"> with the photo and screenshot pasted into Appendix A and upload before class. Bring the paper sheet itself on Sep 4.</w:t>
+        <w:t xml:space="preserve"> with the photo and screenshot pasted into Appendix A and upload before class Sep 4. Bring the paper sheet itself. Re-upload with the Commitment Card filled after Sep 11.</w:t>
       </w:r>
     </w:p>
     <w:p>
@@ -387,7 +387,7 @@
         <w:t xml:space="preserve">☐  </w:t>
       </w:r>
       <w:r>
-        <w:t>D3 Commitment Card, all four fields, read aloud in class (one card per team; each member pastes it)</w:t>
+        <w:t>D3 Commitment Card, all six fields, read aloud at the end of the Sep 11 lab (one card per team; each member pastes it in the re-upload)</w:t>
       </w:r>
     </w:p>
     <w:p>
@@ -536,7 +536,7 @@
               <w:rPr>
                 <w:sz w:val="19"/>
               </w:rPr>
-              <w:t>Three specific beliefs and two real questions about your angle, visibly handwritten before the chat; the Question-3 correction added afterward in a different pass</w:t>
+              <w:t>Three specific beliefs and two real questions about your kickoff angle, visibly handwritten before the chat; the Question-3 correction added afterward in a different pass</w:t>
             </w:r>
           </w:p>
         </w:tc>
@@ -648,7 +648,7 @@
               <w:rPr>
                 <w:sz w:val="19"/>
               </w:rPr>
-              <w:t>The paper's check named with its number; trap brand plausible and unused by the instructor; duty split covers all four beats</w:t>
+              <w:t>A category your respondents can rate by brand; six brands and five level attributes spelled consistently; a named client; a realistic respondent source and n; a direction; duty split covers all four beats</w:t>
             </w:r>
           </w:p>
         </w:tc>
@@ -970,7 +970,7 @@
               <w:rPr>
                 <w:sz w:val="19"/>
               </w:rPr>
-              <w:t>Team / angle</w:t>
+              <w:t>Team / kickoff angle</w:t>
             </w:r>
           </w:p>
         </w:tc>
@@ -1311,7 +1311,7 @@
         <w:rPr>
           <w:b/>
         </w:rPr>
-        <w:t>D3 — Commitment Card (one per team; read aloud in 90 seconds).</w:t>
+        <w:t>D3 — Commitment Card (one per team; read aloud in 90 seconds at the end of the Sep 11 lab).</w:t>
       </w:r>
     </w:p>
     <w:tbl>
@@ -1381,45 +1381,7 @@
               <w:rPr>
                 <w:sz w:val="19"/>
               </w:rPr>
-              <w:t>1. Our angle</w:t>
-            </w:r>
-          </w:p>
-        </w:tc>
-        <w:tc>
-          <w:tcPr>
-            <w:tcW w:type="dxa" w:w="4968"/>
-          </w:tcPr>
-          <w:p>
-            <w:r>
-              <w:rPr>
-                <w:sz w:val="19"/>
-              </w:rPr>
-            </w:r>
-            <w:r>
-              <w:rPr>
-                <w:sz w:val="19"/>
-              </w:rPr>
-              <w:t>Ask it / Map it / Check it</w:t>
-            </w:r>
-          </w:p>
-        </w:tc>
-      </w:tr>
-      <w:tr>
-        <w:tc>
-          <w:tcPr>
-            <w:tcW w:type="dxa" w:w="4968"/>
-          </w:tcPr>
-          <w:p>
-            <w:r>
-              <w:rPr>
-                <w:sz w:val="19"/>
-              </w:rPr>
-            </w:r>
-            <w:r>
-              <w:rPr>
-                <w:sz w:val="19"/>
-              </w:rPr>
-              <w:t>2. The paper's validity check we replicate, and the paper's own number</w:t>
+              <w:t>1. Our category and our client (an entrant asking the white-space question)</w:t>
             </w:r>
           </w:p>
         </w:tc>
@@ -1451,7 +1413,7 @@
               <w:rPr>
                 <w:sz w:val="19"/>
               </w:rPr>
-              <w:t>3. Trap-brand name (Team 1 only; keep it secret from Teams 2 and 3)</w:t>
+              <w:t>2. Six brands · five level attributes (exact spellings, used identically on the Form, in the panel prompt, and in the order check)</w:t>
             </w:r>
           </w:p>
         </w:tc>
@@ -1483,7 +1445,103 @@
               <w:rPr>
                 <w:sz w:val="19"/>
               </w:rPr>
-              <w:t>4. Duty split (Teach / Warn / Show / Advise → who)</w:t>
+              <w:t>3. Respondents: who they are, how we reach them, target n (15+; 10 minimum)</w:t>
+            </w:r>
+          </w:p>
+        </w:tc>
+        <w:tc>
+          <w:tcPr>
+            <w:tcW w:type="dxa" w:w="4968"/>
+          </w:tcPr>
+          <w:p>
+            <w:r>
+              <w:rPr>
+                <w:sz w:val="19"/>
+              </w:rPr>
+            </w:r>
+          </w:p>
+        </w:tc>
+      </w:tr>
+      <w:tr>
+        <w:tc>
+          <w:tcPr>
+            <w:tcW w:type="dxa" w:w="4968"/>
+          </w:tcPr>
+          <w:p>
+            <w:r>
+              <w:rPr>
+                <w:sz w:val="19"/>
+              </w:rPr>
+            </w:r>
+            <w:r>
+              <w:rPr>
+                <w:sz w:val="19"/>
+              </w:rPr>
+              <w:t>4. Direction (A time-and-place dial / B company words vs. perception / C second AI / a mix / our own)</w:t>
+            </w:r>
+          </w:p>
+        </w:tc>
+        <w:tc>
+          <w:tcPr>
+            <w:tcW w:type="dxa" w:w="4968"/>
+          </w:tcPr>
+          <w:p>
+            <w:r>
+              <w:rPr>
+                <w:sz w:val="19"/>
+              </w:rPr>
+            </w:r>
+          </w:p>
+        </w:tc>
+      </w:tr>
+      <w:tr>
+        <w:tc>
+          <w:tcPr>
+            <w:tcW w:type="dxa" w:w="4968"/>
+          </w:tcPr>
+          <w:p>
+            <w:r>
+              <w:rPr>
+                <w:sz w:val="19"/>
+              </w:rPr>
+            </w:r>
+            <w:r>
+              <w:rPr>
+                <w:sz w:val="19"/>
+              </w:rPr>
+              <w:t>5. The live moment we will stage</w:t>
+            </w:r>
+          </w:p>
+        </w:tc>
+        <w:tc>
+          <w:tcPr>
+            <w:tcW w:type="dxa" w:w="4968"/>
+          </w:tcPr>
+          <w:p>
+            <w:r>
+              <w:rPr>
+                <w:sz w:val="19"/>
+              </w:rPr>
+            </w:r>
+          </w:p>
+        </w:tc>
+      </w:tr>
+      <w:tr>
+        <w:tc>
+          <w:tcPr>
+            <w:tcW w:type="dxa" w:w="4968"/>
+          </w:tcPr>
+          <w:p>
+            <w:r>
+              <w:rPr>
+                <w:sz w:val="19"/>
+              </w:rPr>
+            </w:r>
+            <w:r>
+              <w:rPr>
+                <w:sz w:val="19"/>
+              </w:rPr>
+              <w:t>6. Duty split (Teach / Warn / Show / Advise → who)</w:t>
             </w:r>
           </w:p>
         </w:tc>
@@ -1515,10 +1573,10 @@
         <w:rPr>
           <w:b/>
         </w:rPr>
-        <w:t>A Question-3 exchange that earns the row (Team 3 example, paraphrased).</w:t>
+        <w:t>A Question-3 exchange that earns the row (Check-it example, paraphrased).</w:t>
       </w:r>
       <w:r>
-        <w:t xml:space="preserve"> Student restatement: "Team 3 checks whether the AI's numbers match the class's numbers; if the averages are close, the AI is valid." AI correction: the paper compares </w:t>
+        <w:t xml:space="preserve"> Student restatement: "Stage 3 checks whether the AI's numbers match the class's numbers; if the averages are close, the AI is valid." AI correction: the paper compares </w:t>
       </w:r>
       <w:r>
         <w:rPr>

--- a/ibm6450/files/MiniD1-D3.docx
+++ b/ibm6450/files/MiniD1-D3.docx
@@ -57,7 +57,7 @@
                 <w:b/>
                 <w:sz w:val="19"/>
               </w:rPr>
-              <w:t>No separate Canvas points; feeds the 100-pt mini rubric (D1–D2 inside Explain 25, D3 inside Deliver 10; mini project = 15% of the course)</w:t>
+              <w:t>Not graded — a self-paced checkpoint. The Sep 25 rubric (100 pts, team, 15% of the course) reads what this produces: the Question-3 correction feeds your Teach beat, the Commitment Card is the plan your Execute follows</w:t>
             </w:r>
           </w:p>
         </w:tc>
@@ -171,7 +171,7 @@
               <w:rPr>
                 <w:sz w:val="19"/>
               </w:rPr>
-              <w:t>Canvas — one PDF of this doc's template, filled (photo + screenshot pasted in)</w:t>
+              <w:t>Nothing to upload for points — fill this doc's template (photo + screenshot pasted in), export to PDF, keep it in your team evidence folder</w:t>
             </w:r>
           </w:p>
         </w:tc>
@@ -281,7 +281,7 @@
         <w:t>Check yourself.</w:t>
       </w:r>
       <w:r>
-        <w:t xml:space="preserve"> The restatement in the screenshot must be yours, not an AI-authored summary you pasted back. A vague restatement ("AI helps build maps") or an AI-written one scores Explain at floor for you.</w:t>
+        <w:t xml:space="preserve"> The restatement in the screenshot must be yours, not an AI-authored summary you pasted back. A vague restatement ("AI helps build maps") or an AI-written one puts your team's Teach beat at floor on Sep 25.</w:t>
       </w:r>
     </w:p>
     <w:p>
@@ -323,7 +323,7 @@
         <w:t>Export to PDF</w:t>
       </w:r>
       <w:r>
-        <w:t xml:space="preserve"> with the photo and screenshot pasted into Appendix A and upload before class Sep 4. Bring the paper sheet itself. Re-upload with the Commitment Card filled after Sep 11.</w:t>
+        <w:t xml:space="preserve"> with the photo and screenshot pasted into Appendix A and save it to your team evidence folder before class Sep 4. Bring the paper sheet itself. Add the filled Commitment Card after Sep 11.</w:t>
       </w:r>
     </w:p>
     <w:p>
@@ -410,6 +410,11 @@
       </w:pPr>
       <w:r>
         <w:t>How you'll be graded</w:t>
+      </w:r>
+    </w:p>
+    <w:p>
+      <w:r>
+        <w:t>Not graded here. The rows below are what the Sep 25 judges look for in your folder and your Teach beat; use the weights to self-check.</w:t>
       </w:r>
     </w:p>
     <w:tbl>

--- a/ibm6450/files/MiniD1-D3.docx
+++ b/ibm6450/files/MiniD1-D3.docx
@@ -57,7 +57,7 @@
                 <w:b/>
                 <w:sz w:val="19"/>
               </w:rPr>
-              <w:t>Not graded — a self-paced checkpoint. The Sep 25 rubric (100 pts, team, 15% of the course) reads what this produces: the Question-3 correction feeds your Teach beat, the Commitment Card is the plan your Execute follows</w:t>
+              <w:t>Not graded — a self-paced checkpoint. The Oct 2 rubric (100 pts, team, 15% of the course) reads what this produces: the Question-3 correction feeds your Teach beat, the Commitment Card is the plan your Execute follows</w:t>
             </w:r>
           </w:p>
         </w:tc>
@@ -95,7 +95,7 @@
               <w:rPr>
                 <w:sz w:val="19"/>
               </w:rPr>
-              <w:t>Friday Sep 4 — D1 photo + D2 screenshot uploaded before class · Friday Sep 11 — D3 Commitment Card read aloud at the end of the lab (90 seconds)</w:t>
+              <w:t>Friday Sep 4 — D1 photo + D2 screenshot uploaded before class · Friday Sep 11 — D3 Commitment Card read aloud in class (90 seconds)</w:t>
             </w:r>
           </w:p>
         </w:tc>
@@ -217,7 +217,7 @@
     </w:p>
     <w:p>
       <w:r>
-        <w:t>Before any AI touches the Li et al. (2024) paper, you write down what you already believe about your team's angle, then let a chat model correct you at Question 3 of the six-question ladder. The correction it makes is the misunderstanding your Sep 25 audience will share, so it becomes the heart of your Teach beat. In the Sep 11 lab every team runs all three stages of the paper on the coffee card; at the end of the lab your team commits, out loud, to its own study — the category, the client, the six brands and five attributes, where your real respondents will come from, the direction you will take, and a duty split. Nothing you build later can drift from that card without a conversation with me.</w:t>
+        <w:t>Before any AI touches the Li et al. (2024) paper, you write down what you already believe about your team's angle, then let a chat model correct you at Question 3 of the six-question ladder. The correction it makes is the misunderstanding your Oct 2 audience will share, so it becomes the heart of your Teach beat. On Sep 11 your team commits, out loud, to its own study — the category, the client, the six brands and five attributes, where your real respondents will come from, the direction you will take, and a duty split. Nothing you build later can drift from that card without a conversation with me.</w:t>
       </w:r>
     </w:p>
     <w:p>
@@ -281,7 +281,7 @@
         <w:t>Check yourself.</w:t>
       </w:r>
       <w:r>
-        <w:t xml:space="preserve"> The restatement in the screenshot must be yours, not an AI-authored summary you pasted back. A vague restatement ("AI helps build maps") or an AI-written one puts your team's Teach beat at floor on Sep 25.</w:t>
+        <w:t xml:space="preserve"> The restatement in the screenshot must be yours, not an AI-authored summary you pasted back. A vague restatement ("AI helps build maps") or an AI-written one puts your team's Teach beat at floor on Oct 2.</w:t>
       </w:r>
     </w:p>
     <w:p>
@@ -295,7 +295,7 @@
         <w:t>Read the paper's Studies 1 and 2</w:t>
       </w:r>
       <w:r>
-        <w:t xml:space="preserve"> (PDF on Canvas). Before Sep 11: build your map artifact on the pre-run table (companion page, Stage 2 step 1) and bring two candidate categories for your own study — ones your friends and family can rate by brand.</w:t>
+        <w:t xml:space="preserve"> (PDF on Canvas). Before Sep 11: bring two candidate categories for your own study — ones your friends and family can rate by brand. The coffee lab itself (all three stages) is team time, Sep 12–18.</w:t>
       </w:r>
     </w:p>
     <w:p>
@@ -306,7 +306,7 @@
         <w:rPr>
           <w:b/>
         </w:rPr>
-        <w:t>Fill the Commitment Card (D3) at the end of the Sep 11 lab:</w:t>
+        <w:t>Fill the Commitment Card (D3) in class on Sep 11:</w:t>
       </w:r>
       <w:r>
         <w:t xml:space="preserve"> category and client · six brands and five level attributes, spelled exactly as you will use them everywhere · respondent source and target n (friends, family, coworkers, other-course classmates; 15 or more, 10 minimum) · direction (A, B, C, a mix, or your own) · the live moment you will stage · duty split across the four beats. Rehearse it once; 90 seconds is short.</w:t>
@@ -387,7 +387,7 @@
         <w:t xml:space="preserve">☐  </w:t>
       </w:r>
       <w:r>
-        <w:t>D3 Commitment Card, all six fields, read aloud at the end of the Sep 11 lab (one card per team; each member pastes it in the re-upload)</w:t>
+        <w:t>D3 Commitment Card, all six fields, read aloud in class on Sep 11 (one card per team; each member pastes it in the re-upload)</w:t>
       </w:r>
     </w:p>
     <w:p>
@@ -414,7 +414,7 @@
     </w:p>
     <w:p>
       <w:r>
-        <w:t>Not graded here. The rows below are what the Sep 25 judges look for in your folder and your Teach beat; use the weights to self-check.</w:t>
+        <w:t>Not graded here. The rows below are what the Oct 2 judges look for in your folder and your Teach beat; use the weights to self-check.</w:t>
       </w:r>
     </w:p>
     <w:tbl>
@@ -1316,7 +1316,7 @@
         <w:rPr>
           <w:b/>
         </w:rPr>
-        <w:t>D3 — Commitment Card (one per team; read aloud in 90 seconds at the end of the Sep 11 lab).</w:t>
+        <w:t>D3 — Commitment Card (one per team; read aloud in 90 seconds in class on Sep 11).</w:t>
       </w:r>
     </w:p>
     <w:tbl>
